--- a/recursos/Modulo3/Kit_Practica/Informe_Comite_Riesgos_Sep2026.docx
+++ b/recursos/Modulo3/Kit_Practica/Informe_Comite_Riesgos_Sep2026.docx
@@ -1584,7 +1584,7 @@
                 <w:sz w:val="18"/>
                 <w:szCs w:val="18"/>
               </w:rPr>
-              <w:t xml:space="preserve">+0.13</w:t>
+              <w:t xml:space="preserve">+0.12</w:t>
             </w:r>
           </w:p>
         </w:tc>
